--- a/exports/karneler/376_MUZAFFER_AKIF_OCAR_Karne.docx
+++ b/exports/karneler/376_MUZAFFER_AKIF_OCAR_Karne.docx
@@ -27,7 +27,7 @@
           <w:color w:val="646464"/>
           <w:sz w:val="17"/>
         </w:rPr>
-        <w:t>Deneme Sınavı: 2026-2027  PARAF LGS 1 | Kurumsal Başarı ve Takip Sistemi</w:t>
+        <w:t>Deneme Sınavı: PARAF LGS 1 | Kurumsal Başarı ve Takip Sistemi</w:t>
       </w:r>
     </w:p>
     <w:tbl>
@@ -1732,6 +1732,32 @@
               <w:t>Fen Bilimleri netin: 1.67 (6 Doğru, 13 Yanlış, 1 Boş). Fen Bilimleri dersi öncelikli müdahale alanındır (1.67 Net, 13 Yanlış). Kesin Kural: Emin olmadığın soruları rastgele tahminle işaretleme; bilmediğini boş bırakmak dahi netini hemen yükseltecektir. 'Mevsimlerin Oluşumu' (%36) temel kavramlarını sıfırdan çalış. 'İklim ve Hava Hareketleri' (%17) hava olayları kavram haritasını çıkar. Haftalık 30 temel seviye kazanım sorusu çöz ve yapamadığın her soruyu öğretmenine sor.</w:t>
             </w:r>
           </w:p>
+          <w:p>
+            <w:pPr>
+              <w:spacing w:after="20"/>
+            </w:pPr>
+            <w:r>
+              <w:rPr>
+                <w:b/>
+                <w:color w:val="C0392B"/>
+                <w:sz w:val="15"/>
+              </w:rPr>
+              <w:t xml:space="preserve">📺 Önerilen YouTube Desteği (Temel Seviye): </w:t>
+            </w:r>
+            <w:r>
+              <w:rPr>
+                <w:b/>
+                <w:sz w:val="15"/>
+              </w:rPr>
+              <w:t xml:space="preserve">Kanal: Derslike | </w:t>
+            </w:r>
+            <w:r>
+              <w:rPr>
+                <w:sz w:val="15"/>
+              </w:rPr>
+              <w:t>Odak: Görsel ve 3D Animasyonlu Temel Anlatım. Taktik: Mevsimler ve İklim konularındaki 3D modellemeleri ve Güneş ışınlarının geliş açılarını dikkatle izle.</w:t>
+            </w:r>
+          </w:p>
         </w:tc>
       </w:tr>
     </w:tbl>
@@ -1876,7 +1902,33 @@
               <w:rPr>
                 <w:sz w:val="15"/>
               </w:rPr>
-              <w:t>Matematik netin: 3.00 (5 Doğru, 6 Yanlış, 9 Boş). Matematik dersi LGS başarında en kritik sıçrama alanındır (3.00 Net, 6 Yanlış). Stratejik Kural: Bilmediğin soruyu boş bırakmak 0.33 net kazandırır; rastgele tahmin yapmayı derhal bırak! Öncelikle [Aralarında Asal Sayılar, Çarpanlar ve Katlar / Asal Çarpanlar] konularındaki temel kazanım kavrama testlerini çöz. Haftalık 40 temel-orta düzey soru kotası koy ve yanlış defteri tut.</w:t>
+              <w:t xml:space="preserve">Matematik netin: 3.00 (5 Doğru, 6 Yanlış, 9 Boş). Matematik dersi LGS başarında en kritik sıçrama alanındır (3.00 Net, 6 Yanlış). Stratejik Kural: Bilmediğin soruyu boş bırakmak 0.33 net kazandırır; rastgele tahmin yapmayı derhal bırak! Öncelikle [Aralarında Asal Sayılar, Çarpanlar ve Katlar / Asal Çarpanlar] konularındaki temel kazanım kavrama testlerini çöz. </w:t>
+            </w:r>
+          </w:p>
+          <w:p>
+            <w:pPr>
+              <w:spacing w:after="20"/>
+            </w:pPr>
+            <w:r>
+              <w:rPr>
+                <w:b/>
+                <w:color w:val="C0392B"/>
+                <w:sz w:val="15"/>
+              </w:rPr>
+              <w:t xml:space="preserve">📺 Önerilen YouTube Desteği (Temel Seviye): </w:t>
+            </w:r>
+            <w:r>
+              <w:rPr>
+                <w:b/>
+                <w:sz w:val="15"/>
+              </w:rPr>
+              <w:t xml:space="preserve">Kanal: Partikül Matematik | </w:t>
+            </w:r>
+            <w:r>
+              <w:rPr>
+                <w:sz w:val="15"/>
+              </w:rPr>
+              <w:t>Odak: Temel Kavramlar &amp; Adım Adım Konu Anlatımı. Taktik: Videoyu durdurarak hocayla birlikte işlem yap; temel soru tiplerini not alıp kavrama testlerine geç.</w:t>
             </w:r>
           </w:p>
         </w:tc>
@@ -2026,6 +2078,32 @@
               <w:t>Türkçe branş netin: 8.00 (11 Doğru, 9 Yanlış, 0 Boş). Türkçe branşında 9 yanlış ciddi bir net kaybına yol açmış (8.00 Net). Acilen sıfır çektiğin [Öznel ve Nesnel Anlatımlı Cümleler, Deyimler, Görsel Yorumlama] konularını konu fasikülünden çalış. Paragrafı kendi yorumunla değil metindeki kanıtla çöz; günde 20 paragraf + 10 dil bilgisi çöz.</w:t>
             </w:r>
           </w:p>
+          <w:p>
+            <w:pPr>
+              <w:spacing w:after="20"/>
+            </w:pPr>
+            <w:r>
+              <w:rPr>
+                <w:b/>
+                <w:color w:val="C0392B"/>
+                <w:sz w:val="15"/>
+              </w:rPr>
+              <w:t xml:space="preserve">📺 Önerilen YouTube Desteği (Orta Seviye): </w:t>
+            </w:r>
+            <w:r>
+              <w:rPr>
+                <w:b/>
+                <w:sz w:val="15"/>
+              </w:rPr>
+              <w:t xml:space="preserve">Kanal: Hız Yayınları - Ebubekir Hoca | </w:t>
+            </w:r>
+            <w:r>
+              <w:rPr>
+                <w:sz w:val="15"/>
+              </w:rPr>
+              <w:t>Odak: Paragraf Taktikleri &amp; Çeldirici Eleme. Taktik: Paragraf sorularında hocanın anahtar kelimeleri ve metin kanıtlarını nasıl çizdiğine dikkat et.</w:t>
+            </w:r>
+          </w:p>
         </w:tc>
       </w:tr>
     </w:tbl>
@@ -2171,6 +2249,32 @@
                 <w:sz w:val="15"/>
               </w:rPr>
               <w:t>İnkılap Tarihi netin: 3.33 (5 Doğru, 5 Yanlış, 0 Boş). Hedeflenen seviyenin altında kalındı (3.33 Net). Sıfır çektiğin [Mustafa Kemal'in Askerlik Hayatı] konusundaki kavram haritalarını çalış. Pekiştirilmesi gereken [Mustafa Kemal'in Öğrenim Hayatı (%33)] konularında kronoloji tablosu çıkar. Sorularda 'Yalnızca bu bilgiye göre' köklerine dikkat et; metne sadık kal. Haftalık 25 soru çöz.</w:t>
+            </w:r>
+          </w:p>
+          <w:p>
+            <w:pPr>
+              <w:spacing w:after="20"/>
+            </w:pPr>
+            <w:r>
+              <w:rPr>
+                <w:b/>
+                <w:color w:val="C0392B"/>
+                <w:sz w:val="15"/>
+              </w:rPr>
+              <w:t xml:space="preserve">📺 Önerilen YouTube Desteği (Temel Seviye): </w:t>
+            </w:r>
+            <w:r>
+              <w:rPr>
+                <w:b/>
+                <w:sz w:val="15"/>
+              </w:rPr>
+              <w:t xml:space="preserve">Kanal: Sosyal Kale | </w:t>
+            </w:r>
+            <w:r>
+              <w:rPr>
+                <w:sz w:val="15"/>
+              </w:rPr>
+              <w:t>Odak: Kronolojik Hikayeleştirme &amp; Kavram Haritaları. Taktik: Mustafa Kemal'in askerlik ve fikir hayatını harita ve kronoloji üzerinden hocayla takip et.</w:t>
             </w:r>
           </w:p>
         </w:tc>
@@ -2320,6 +2424,32 @@
               <w:t>Din Kültürü netin: 3.67 (5 Doğru, 4 Yanlış, 1 Boş). Din Kültürü netin (3.67) potansiyelinin altında. Sıfır çektiğin [Ayet el-Kürsi ve Anlamı, Hz. Musa (A.S.) ve Mücadelesi] konusunu mutlaka tekrar et. Kavram karmaşası yaşanan [Kader ve Kaza İnancı (%33), Kader Kavramları (Ömür, Ecel, Rızık, Tevekkül) (%67)] alanlarına odaklan. Ömür, ecel, rızık, tevekkül, cüzi/külli irade kavramlarını sözlük kartlarına yazıp ezberle. Ayet-el Kürsi ana fikrine ve yasalara çalış.</w:t>
             </w:r>
           </w:p>
+          <w:p>
+            <w:pPr>
+              <w:spacing w:after="20"/>
+            </w:pPr>
+            <w:r>
+              <w:rPr>
+                <w:b/>
+                <w:color w:val="C0392B"/>
+                <w:sz w:val="15"/>
+              </w:rPr>
+              <w:t xml:space="preserve">📺 Önerilen YouTube Desteği (Temel Seviye): </w:t>
+            </w:r>
+            <w:r>
+              <w:rPr>
+                <w:b/>
+                <w:sz w:val="15"/>
+              </w:rPr>
+              <w:t xml:space="preserve">Kanal: Cebrail Hocam | </w:t>
+            </w:r>
+            <w:r>
+              <w:rPr>
+                <w:sz w:val="15"/>
+              </w:rPr>
+              <w:t>Odak: Kaza-Kader Temel Kavramları &amp; Ayet Mealleri. Taktik: Ömür, ecel, rızık, tevekkül ve yasalar konusunu hocanın kavram tablolarından tekrar et.</w:t>
+            </w:r>
+          </w:p>
         </w:tc>
       </w:tr>
     </w:tbl>
@@ -2465,6 +2595,32 @@
                 <w:sz w:val="15"/>
               </w:rPr>
               <w:t>İngilizce branş netin: 1.33 (3 Doğru, 5 Yanlış, 2 Boş). İngilizce branşında 1.33 net ile hedefin gerisinde kalındı. Sıfır çektiğin [Davet Kartları / Mektupları (Invitation), Daveti Kabul &amp; Reddetme Kalıpları, Basit Sorular Sorma (Simple Inquiries), Mazeret Bildirme ve Özür Dileme] soru kalıplarını tekrar et. Pekiştirilmesi gereken [Kişisel Özellikler / Sıfatlar (Qualities) (%67)] kalıplarını çalış. Davet etme (Would you like...), kabul/ret ve mazeret kalıplarını ve Friendship sıfatlarını her gün 5 kelime kartıyla çalış. Rastgele işaretleme yapma.</w:t>
+            </w:r>
+          </w:p>
+          <w:p>
+            <w:pPr>
+              <w:spacing w:after="20"/>
+            </w:pPr>
+            <w:r>
+              <w:rPr>
+                <w:b/>
+                <w:color w:val="C0392B"/>
+                <w:sz w:val="15"/>
+              </w:rPr>
+              <w:t xml:space="preserve">📺 Önerilen YouTube Desteği (Temel Seviye): </w:t>
+            </w:r>
+            <w:r>
+              <w:rPr>
+                <w:b/>
+                <w:sz w:val="15"/>
+              </w:rPr>
+              <w:t xml:space="preserve">Kanal: Tonguç Akademi | </w:t>
+            </w:r>
+            <w:r>
+              <w:rPr>
+                <w:sz w:val="15"/>
+              </w:rPr>
+              <w:t>Odak: Temel Kelimeler &amp; Kalıp Cümleler. Taktik: Friendship ünitesi kelimelerini ve Türkçelerini sesli tekrar ederek kelime defterine geçir.</w:t>
             </w:r>
           </w:p>
         </w:tc>

--- a/exports/karneler/376_MUZAFFER_AKIF_OCAR_Karne.docx
+++ b/exports/karneler/376_MUZAFFER_AKIF_OCAR_Karne.docx
@@ -2095,7 +2095,7 @@
                 <w:b/>
                 <w:sz w:val="15"/>
               </w:rPr>
-              <w:t xml:space="preserve">Kanal: Hız Yayınları - Ebubekir Hoca | </w:t>
+              <w:t xml:space="preserve">Kanal: Hız Yayınları veya Ebubekir Hoca ile Türkçe | </w:t>
             </w:r>
             <w:r>
               <w:rPr>

--- a/exports/karneler/376_MUZAFFER_AKIF_OCAR_Karne.docx
+++ b/exports/karneler/376_MUZAFFER_AKIF_OCAR_Karne.docx
@@ -27,7 +27,7 @@
           <w:color w:val="646464"/>
           <w:sz w:val="17"/>
         </w:rPr>
-        <w:t>Deneme Sınavı: PARAF LGS 1 | Kurumsal Başarı ve Takip Sistemi</w:t>
+        <w:t>Deneme Sınavı: 2026-2027  NARTEST LGS 1 | Kurumsal Başarı ve Takip Sistemi</w:t>
       </w:r>
     </w:p>
     <w:tbl>
@@ -169,7 +169,7 @@
               <w:rPr>
                 <w:sz w:val="16"/>
               </w:rPr>
-              <w:t>21.00 Net / 250.58 Puan</w:t>
+              <w:t>38.99 Net / 308.26 Puan</w:t>
             </w:r>
           </w:p>
         </w:tc>
@@ -209,7 +209,7 @@
               <w:rPr>
                 <w:sz w:val="16"/>
               </w:rPr>
-              <w:t>Sınıf: 22/27 | Okul: 77/110 | TG: 9216 (Dilim: %88.99)</w:t>
+              <w:t>Sınıf: 19 / 28 | Okul: 36 / 56 | TG: 2435 (Dilim: %79.89)</w:t>
             </w:r>
           </w:p>
         </w:tc>
@@ -483,7 +483,7 @@
               <w:rPr>
                 <w:sz w:val="15"/>
               </w:rPr>
-              <w:t>11</w:t>
+              <w:t>12</w:t>
             </w:r>
           </w:p>
         </w:tc>
@@ -505,7 +505,7 @@
               <w:rPr>
                 <w:sz w:val="15"/>
               </w:rPr>
-              <w:t>9</w:t>
+              <w:t>5</w:t>
             </w:r>
           </w:p>
         </w:tc>
@@ -527,7 +527,7 @@
               <w:rPr>
                 <w:sz w:val="15"/>
               </w:rPr>
-              <w:t>0</w:t>
+              <w:t>3</w:t>
             </w:r>
           </w:p>
         </w:tc>
@@ -549,7 +549,7 @@
               <w:rPr>
                 <w:sz w:val="15"/>
               </w:rPr>
-              <w:t>8.00</w:t>
+              <w:t>10.33</w:t>
             </w:r>
           </w:p>
         </w:tc>
@@ -571,7 +571,7 @@
               <w:rPr>
                 <w:sz w:val="15"/>
               </w:rPr>
-              <w:t>%40.0</w:t>
+              <w:t>%51.6</w:t>
             </w:r>
           </w:p>
         </w:tc>
@@ -639,7 +639,7 @@
               <w:rPr>
                 <w:sz w:val="15"/>
               </w:rPr>
-              <w:t>5</w:t>
+              <w:t>9</w:t>
             </w:r>
           </w:p>
         </w:tc>
@@ -661,7 +661,7 @@
               <w:rPr>
                 <w:sz w:val="15"/>
               </w:rPr>
-              <w:t>5</w:t>
+              <w:t>1</w:t>
             </w:r>
           </w:p>
         </w:tc>
@@ -705,7 +705,7 @@
               <w:rPr>
                 <w:sz w:val="15"/>
               </w:rPr>
-              <w:t>3.33</w:t>
+              <w:t>8.67</w:t>
             </w:r>
           </w:p>
         </w:tc>
@@ -727,7 +727,7 @@
               <w:rPr>
                 <w:sz w:val="15"/>
               </w:rPr>
-              <w:t>%33.3</w:t>
+              <w:t>%86.7</w:t>
             </w:r>
           </w:p>
         </w:tc>
@@ -795,7 +795,7 @@
               <w:rPr>
                 <w:sz w:val="15"/>
               </w:rPr>
-              <w:t>5</w:t>
+              <w:t>8</w:t>
             </w:r>
           </w:p>
         </w:tc>
@@ -817,7 +817,7 @@
               <w:rPr>
                 <w:sz w:val="15"/>
               </w:rPr>
-              <w:t>4</w:t>
+              <w:t>2</w:t>
             </w:r>
           </w:p>
         </w:tc>
@@ -839,7 +839,7 @@
               <w:rPr>
                 <w:sz w:val="15"/>
               </w:rPr>
-              <w:t>1</w:t>
+              <w:t>0</w:t>
             </w:r>
           </w:p>
         </w:tc>
@@ -861,7 +861,7 @@
               <w:rPr>
                 <w:sz w:val="15"/>
               </w:rPr>
-              <w:t>3.67</w:t>
+              <w:t>7.33</w:t>
             </w:r>
           </w:p>
         </w:tc>
@@ -883,7 +883,7 @@
               <w:rPr>
                 <w:sz w:val="15"/>
               </w:rPr>
-              <w:t>%36.7</w:t>
+              <w:t>%73.3</w:t>
             </w:r>
           </w:p>
         </w:tc>
@@ -1107,7 +1107,7 @@
               <w:rPr>
                 <w:sz w:val="15"/>
               </w:rPr>
-              <w:t>5</w:t>
+              <w:t>8</w:t>
             </w:r>
           </w:p>
         </w:tc>
@@ -1151,7 +1151,7 @@
               <w:rPr>
                 <w:sz w:val="15"/>
               </w:rPr>
-              <w:t>9</w:t>
+              <w:t>6</w:t>
             </w:r>
           </w:p>
         </w:tc>
@@ -1173,7 +1173,7 @@
               <w:rPr>
                 <w:sz w:val="15"/>
               </w:rPr>
-              <w:t>3.00</w:t>
+              <w:t>6.00</w:t>
             </w:r>
           </w:p>
         </w:tc>
@@ -1195,7 +1195,7 @@
               <w:rPr>
                 <w:sz w:val="15"/>
               </w:rPr>
-              <w:t>%15.0</w:t>
+              <w:t>%30.0</w:t>
             </w:r>
           </w:p>
         </w:tc>
@@ -1263,7 +1263,7 @@
               <w:rPr>
                 <w:sz w:val="15"/>
               </w:rPr>
-              <w:t>6</w:t>
+              <w:t>8</w:t>
             </w:r>
           </w:p>
         </w:tc>
@@ -1285,7 +1285,7 @@
               <w:rPr>
                 <w:sz w:val="15"/>
               </w:rPr>
-              <w:t>13</w:t>
+              <w:t>8</w:t>
             </w:r>
           </w:p>
         </w:tc>
@@ -1307,7 +1307,7 @@
               <w:rPr>
                 <w:sz w:val="15"/>
               </w:rPr>
-              <w:t>1</w:t>
+              <w:t>4</w:t>
             </w:r>
           </w:p>
         </w:tc>
@@ -1329,7 +1329,7 @@
               <w:rPr>
                 <w:sz w:val="15"/>
               </w:rPr>
-              <w:t>1.67</w:t>
+              <w:t>5.33</w:t>
             </w:r>
           </w:p>
         </w:tc>
@@ -1351,7 +1351,7 @@
               <w:rPr>
                 <w:sz w:val="15"/>
               </w:rPr>
-              <w:t>%8.3</w:t>
+              <w:t>%26.7</w:t>
             </w:r>
           </w:p>
         </w:tc>
@@ -1425,7 +1425,7 @@
                 <w:b/>
                 <w:sz w:val="15"/>
               </w:rPr>
-              <w:t>35</w:t>
+              <w:t>48</w:t>
             </w:r>
           </w:p>
         </w:tc>
@@ -1449,7 +1449,7 @@
                 <w:b/>
                 <w:sz w:val="15"/>
               </w:rPr>
-              <w:t>42</w:t>
+              <w:t>27</w:t>
             </w:r>
           </w:p>
         </w:tc>
@@ -1473,7 +1473,7 @@
                 <w:b/>
                 <w:sz w:val="15"/>
               </w:rPr>
-              <w:t>13</w:t>
+              <w:t>15</w:t>
             </w:r>
           </w:p>
         </w:tc>
@@ -1497,7 +1497,7 @@
                 <w:b/>
                 <w:sz w:val="15"/>
               </w:rPr>
-              <w:t>21.00</w:t>
+              <w:t>38.99</w:t>
             </w:r>
           </w:p>
         </w:tc>
@@ -1521,7 +1521,629 @@
                 <w:b/>
                 <w:sz w:val="15"/>
               </w:rPr>
-              <w:t>%23.3</w:t>
+              <w:t>%43.3</w:t>
+            </w:r>
+          </w:p>
+        </w:tc>
+      </w:tr>
+    </w:tbl>
+    <w:p>
+      <w:pPr>
+        <w:spacing w:before="80" w:after="40"/>
+      </w:pPr>
+      <w:r>
+        <w:rPr>
+          <w:b/>
+          <w:color w:val="1F497D"/>
+          <w:sz w:val="18"/>
+        </w:rPr>
+        <w:t>1. DENEMELER ARASI GELİŞİM VE AKADEMİK DEĞİŞİM ANALİZİ (PARAF 1 ➔ NARTEST 1)</w:t>
+      </w:r>
+    </w:p>
+    <w:tbl>
+      <w:tblPr>
+        <w:tblW w:type="auto" w:w="0"/>
+        <w:jc w:val="center"/>
+        <w:tblLook w:firstColumn="1" w:firstRow="1" w:lastColumn="0" w:lastRow="0" w:noHBand="0" w:noVBand="1" w:val="04A0"/>
+        <w:tblBorders>
+          <w:top w:val="single" w:sz="4" w:space="0" w:color="B0C4DE"/>
+          <w:left w:val="single" w:sz="4" w:space="0" w:color="B0C4DE"/>
+          <w:bottom w:val="single" w:sz="4" w:space="0" w:color="B0C4DE"/>
+          <w:right w:val="single" w:sz="4" w:space="0" w:color="B0C4DE"/>
+          <w:insideH w:val="single" w:sz="4" w:space="0" w:color="B0C4DE"/>
+          <w:insideV w:val="single" w:sz="4" w:space="0" w:color="B0C4DE"/>
+        </w:tblBorders>
+      </w:tblPr>
+      <w:tblGrid>
+        <w:gridCol w:w="2160"/>
+        <w:gridCol w:w="2160"/>
+        <w:gridCol w:w="2160"/>
+        <w:gridCol w:w="2160"/>
+        <w:gridCol w:w="2160"/>
+      </w:tblGrid>
+      <w:tr>
+        <w:tc>
+          <w:tcPr>
+            <w:tcW w:type="dxa" w:w="2160"/>
+            <w:shd w:fill="1F497D"/>
+            <w:tcMar>
+              <w:top w:w="25" w:type="dxa"/>
+              <w:bottom w:w="25" w:type="dxa"/>
+              <w:left w:w="35" w:type="dxa"/>
+              <w:right w:w="35" w:type="dxa"/>
+            </w:tcMar>
+          </w:tcPr>
+          <w:p>
+            <w:pPr>
+              <w:jc w:val="left"/>
+            </w:pPr>
+            <w:r>
+              <w:rPr>
+                <w:b/>
+                <w:color w:val="FFFFFF"/>
+                <w:sz w:val="15"/>
+              </w:rPr>
+              <w:t>Değerlendirme Kriteri</w:t>
+            </w:r>
+          </w:p>
+        </w:tc>
+        <w:tc>
+          <w:tcPr>
+            <w:tcW w:type="dxa" w:w="2160"/>
+            <w:shd w:fill="1F497D"/>
+            <w:tcMar>
+              <w:top w:w="25" w:type="dxa"/>
+              <w:bottom w:w="25" w:type="dxa"/>
+              <w:left w:w="35" w:type="dxa"/>
+              <w:right w:w="35" w:type="dxa"/>
+            </w:tcMar>
+          </w:tcPr>
+          <w:p>
+            <w:pPr>
+              <w:jc w:val="center"/>
+            </w:pPr>
+            <w:r>
+              <w:rPr>
+                <w:b/>
+                <w:color w:val="FFFFFF"/>
+                <w:sz w:val="15"/>
+              </w:rPr>
+              <w:t>1. Deneme (PARAF)</w:t>
+            </w:r>
+          </w:p>
+        </w:tc>
+        <w:tc>
+          <w:tcPr>
+            <w:tcW w:type="dxa" w:w="2160"/>
+            <w:shd w:fill="1F497D"/>
+            <w:tcMar>
+              <w:top w:w="25" w:type="dxa"/>
+              <w:bottom w:w="25" w:type="dxa"/>
+              <w:left w:w="35" w:type="dxa"/>
+              <w:right w:w="35" w:type="dxa"/>
+            </w:tcMar>
+          </w:tcPr>
+          <w:p>
+            <w:pPr>
+              <w:jc w:val="center"/>
+            </w:pPr>
+            <w:r>
+              <w:rPr>
+                <w:b/>
+                <w:color w:val="FFFFFF"/>
+                <w:sz w:val="15"/>
+              </w:rPr>
+              <w:t>2. Deneme (NARTEST)</w:t>
+            </w:r>
+          </w:p>
+        </w:tc>
+        <w:tc>
+          <w:tcPr>
+            <w:tcW w:type="dxa" w:w="2160"/>
+            <w:shd w:fill="1F497D"/>
+            <w:tcMar>
+              <w:top w:w="25" w:type="dxa"/>
+              <w:bottom w:w="25" w:type="dxa"/>
+              <w:left w:w="35" w:type="dxa"/>
+              <w:right w:w="35" w:type="dxa"/>
+            </w:tcMar>
+          </w:tcPr>
+          <w:p>
+            <w:pPr>
+              <w:jc w:val="center"/>
+            </w:pPr>
+            <w:r>
+              <w:rPr>
+                <w:b/>
+                <w:color w:val="FFFFFF"/>
+                <w:sz w:val="15"/>
+              </w:rPr>
+              <w:t>Sınavlar Arası Fark</w:t>
+            </w:r>
+          </w:p>
+        </w:tc>
+        <w:tc>
+          <w:tcPr>
+            <w:tcW w:type="dxa" w:w="2160"/>
+            <w:shd w:fill="1F497D"/>
+            <w:tcMar>
+              <w:top w:w="25" w:type="dxa"/>
+              <w:bottom w:w="25" w:type="dxa"/>
+              <w:left w:w="35" w:type="dxa"/>
+              <w:right w:w="35" w:type="dxa"/>
+            </w:tcMar>
+          </w:tcPr>
+          <w:p>
+            <w:pPr>
+              <w:jc w:val="center"/>
+            </w:pPr>
+            <w:r>
+              <w:rPr>
+                <w:b/>
+                <w:color w:val="FFFFFF"/>
+                <w:sz w:val="15"/>
+              </w:rPr>
+              <w:t>Gelişim Durumu</w:t>
+            </w:r>
+          </w:p>
+        </w:tc>
+      </w:tr>
+      <w:tr>
+        <w:tc>
+          <w:tcPr>
+            <w:tcW w:type="dxa" w:w="2160"/>
+            <w:tcMar>
+              <w:top w:w="20" w:type="dxa"/>
+              <w:bottom w:w="20" w:type="dxa"/>
+              <w:left w:w="35" w:type="dxa"/>
+              <w:right w:w="35" w:type="dxa"/>
+            </w:tcMar>
+            <w:shd w:fill="F0F4F8"/>
+          </w:tcPr>
+          <w:p>
+            <w:pPr>
+              <w:jc w:val="left"/>
+            </w:pPr>
+            <w:r>
+              <w:rPr>
+                <w:sz w:val="15"/>
+              </w:rPr>
+              <w:t>Toplam Net</w:t>
+            </w:r>
+          </w:p>
+        </w:tc>
+        <w:tc>
+          <w:tcPr>
+            <w:tcW w:type="dxa" w:w="2160"/>
+            <w:tcMar>
+              <w:top w:w="20" w:type="dxa"/>
+              <w:bottom w:w="20" w:type="dxa"/>
+              <w:left w:w="35" w:type="dxa"/>
+              <w:right w:w="35" w:type="dxa"/>
+            </w:tcMar>
+            <w:shd w:fill="F0F4F8"/>
+          </w:tcPr>
+          <w:p>
+            <w:pPr>
+              <w:jc w:val="center"/>
+            </w:pPr>
+            <w:r>
+              <w:rPr>
+                <w:sz w:val="15"/>
+              </w:rPr>
+              <w:t>21.00 Net</w:t>
+            </w:r>
+          </w:p>
+        </w:tc>
+        <w:tc>
+          <w:tcPr>
+            <w:tcW w:type="dxa" w:w="2160"/>
+            <w:tcMar>
+              <w:top w:w="20" w:type="dxa"/>
+              <w:bottom w:w="20" w:type="dxa"/>
+              <w:left w:w="35" w:type="dxa"/>
+              <w:right w:w="35" w:type="dxa"/>
+            </w:tcMar>
+            <w:shd w:fill="F0F4F8"/>
+          </w:tcPr>
+          <w:p>
+            <w:pPr>
+              <w:jc w:val="center"/>
+            </w:pPr>
+            <w:r>
+              <w:rPr>
+                <w:sz w:val="15"/>
+              </w:rPr>
+              <w:t>38.99 Net</w:t>
+            </w:r>
+          </w:p>
+        </w:tc>
+        <w:tc>
+          <w:tcPr>
+            <w:tcW w:type="dxa" w:w="2160"/>
+            <w:tcMar>
+              <w:top w:w="20" w:type="dxa"/>
+              <w:bottom w:w="20" w:type="dxa"/>
+              <w:left w:w="35" w:type="dxa"/>
+              <w:right w:w="35" w:type="dxa"/>
+            </w:tcMar>
+            <w:shd w:fill="E8F8F5"/>
+          </w:tcPr>
+          <w:p>
+            <w:pPr>
+              <w:jc w:val="center"/>
+            </w:pPr>
+            <w:r>
+              <w:rPr>
+                <w:b/>
+                <w:sz w:val="15"/>
+              </w:rPr>
+              <w:t>+17.99 Net</w:t>
+            </w:r>
+          </w:p>
+        </w:tc>
+        <w:tc>
+          <w:tcPr>
+            <w:tcW w:type="dxa" w:w="2160"/>
+            <w:tcMar>
+              <w:top w:w="20" w:type="dxa"/>
+              <w:bottom w:w="20" w:type="dxa"/>
+              <w:left w:w="35" w:type="dxa"/>
+              <w:right w:w="35" w:type="dxa"/>
+            </w:tcMar>
+            <w:shd w:fill="F0F4F8"/>
+          </w:tcPr>
+          <w:p>
+            <w:pPr>
+              <w:jc w:val="center"/>
+            </w:pPr>
+            <w:r>
+              <w:rPr>
+                <w:sz w:val="15"/>
+              </w:rPr>
+              <w:t>🚀 Çok Güçlü İlerleme</w:t>
+            </w:r>
+          </w:p>
+        </w:tc>
+      </w:tr>
+      <w:tr>
+        <w:tc>
+          <w:tcPr>
+            <w:tcW w:type="dxa" w:w="2160"/>
+            <w:tcMar>
+              <w:top w:w="20" w:type="dxa"/>
+              <w:bottom w:w="20" w:type="dxa"/>
+              <w:left w:w="35" w:type="dxa"/>
+              <w:right w:w="35" w:type="dxa"/>
+            </w:tcMar>
+          </w:tcPr>
+          <w:p>
+            <w:pPr>
+              <w:jc w:val="left"/>
+            </w:pPr>
+            <w:r>
+              <w:rPr>
+                <w:sz w:val="15"/>
+              </w:rPr>
+              <w:t>LGS Puanı</w:t>
+            </w:r>
+          </w:p>
+        </w:tc>
+        <w:tc>
+          <w:tcPr>
+            <w:tcW w:type="dxa" w:w="2160"/>
+            <w:tcMar>
+              <w:top w:w="20" w:type="dxa"/>
+              <w:bottom w:w="20" w:type="dxa"/>
+              <w:left w:w="35" w:type="dxa"/>
+              <w:right w:w="35" w:type="dxa"/>
+            </w:tcMar>
+          </w:tcPr>
+          <w:p>
+            <w:pPr>
+              <w:jc w:val="center"/>
+            </w:pPr>
+            <w:r>
+              <w:rPr>
+                <w:sz w:val="15"/>
+              </w:rPr>
+              <w:t>250.58 Puan</w:t>
+            </w:r>
+          </w:p>
+        </w:tc>
+        <w:tc>
+          <w:tcPr>
+            <w:tcW w:type="dxa" w:w="2160"/>
+            <w:tcMar>
+              <w:top w:w="20" w:type="dxa"/>
+              <w:bottom w:w="20" w:type="dxa"/>
+              <w:left w:w="35" w:type="dxa"/>
+              <w:right w:w="35" w:type="dxa"/>
+            </w:tcMar>
+          </w:tcPr>
+          <w:p>
+            <w:pPr>
+              <w:jc w:val="center"/>
+            </w:pPr>
+            <w:r>
+              <w:rPr>
+                <w:sz w:val="15"/>
+              </w:rPr>
+              <w:t>308.26 Puan</w:t>
+            </w:r>
+          </w:p>
+        </w:tc>
+        <w:tc>
+          <w:tcPr>
+            <w:tcW w:type="dxa" w:w="2160"/>
+            <w:tcMar>
+              <w:top w:w="20" w:type="dxa"/>
+              <w:bottom w:w="20" w:type="dxa"/>
+              <w:left w:w="35" w:type="dxa"/>
+              <w:right w:w="35" w:type="dxa"/>
+            </w:tcMar>
+            <w:shd w:fill="E8F8F5"/>
+          </w:tcPr>
+          <w:p>
+            <w:pPr>
+              <w:jc w:val="center"/>
+            </w:pPr>
+            <w:r>
+              <w:rPr>
+                <w:b/>
+                <w:sz w:val="15"/>
+              </w:rPr>
+              <w:t>+57.68 Puan</w:t>
+            </w:r>
+          </w:p>
+        </w:tc>
+        <w:tc>
+          <w:tcPr>
+            <w:tcW w:type="dxa" w:w="2160"/>
+            <w:tcMar>
+              <w:top w:w="20" w:type="dxa"/>
+              <w:bottom w:w="20" w:type="dxa"/>
+              <w:left w:w="35" w:type="dxa"/>
+              <w:right w:w="35" w:type="dxa"/>
+            </w:tcMar>
+          </w:tcPr>
+          <w:p>
+            <w:pPr>
+              <w:jc w:val="center"/>
+            </w:pPr>
+            <w:r>
+              <w:rPr>
+                <w:sz w:val="15"/>
+              </w:rPr>
+              <w:t>Belirgin Puan Artışı</w:t>
+            </w:r>
+          </w:p>
+        </w:tc>
+      </w:tr>
+      <w:tr>
+        <w:tc>
+          <w:tcPr>
+            <w:tcW w:type="dxa" w:w="2160"/>
+            <w:tcMar>
+              <w:top w:w="20" w:type="dxa"/>
+              <w:bottom w:w="20" w:type="dxa"/>
+              <w:left w:w="35" w:type="dxa"/>
+              <w:right w:w="35" w:type="dxa"/>
+            </w:tcMar>
+          </w:tcPr>
+          <w:p>
+            <w:pPr>
+              <w:jc w:val="left"/>
+            </w:pPr>
+            <w:r>
+              <w:rPr>
+                <w:sz w:val="15"/>
+              </w:rPr>
+              <w:t>Sınıf Derecesi</w:t>
+            </w:r>
+          </w:p>
+        </w:tc>
+        <w:tc>
+          <w:tcPr>
+            <w:tcW w:type="dxa" w:w="2160"/>
+            <w:tcMar>
+              <w:top w:w="20" w:type="dxa"/>
+              <w:bottom w:w="20" w:type="dxa"/>
+              <w:left w:w="35" w:type="dxa"/>
+              <w:right w:w="35" w:type="dxa"/>
+            </w:tcMar>
+          </w:tcPr>
+          <w:p>
+            <w:pPr>
+              <w:jc w:val="center"/>
+            </w:pPr>
+            <w:r>
+              <w:rPr>
+                <w:sz w:val="15"/>
+              </w:rPr>
+              <w:t>22. Sıra / 27</w:t>
+            </w:r>
+          </w:p>
+        </w:tc>
+        <w:tc>
+          <w:tcPr>
+            <w:tcW w:type="dxa" w:w="2160"/>
+            <w:tcMar>
+              <w:top w:w="20" w:type="dxa"/>
+              <w:bottom w:w="20" w:type="dxa"/>
+              <w:left w:w="35" w:type="dxa"/>
+              <w:right w:w="35" w:type="dxa"/>
+            </w:tcMar>
+          </w:tcPr>
+          <w:p>
+            <w:pPr>
+              <w:jc w:val="center"/>
+            </w:pPr>
+            <w:r>
+              <w:rPr>
+                <w:sz w:val="15"/>
+              </w:rPr>
+              <w:t>19. Sıra / 28</w:t>
+            </w:r>
+          </w:p>
+        </w:tc>
+        <w:tc>
+          <w:tcPr>
+            <w:tcW w:type="dxa" w:w="2160"/>
+            <w:tcMar>
+              <w:top w:w="20" w:type="dxa"/>
+              <w:bottom w:w="20" w:type="dxa"/>
+              <w:left w:w="35" w:type="dxa"/>
+              <w:right w:w="35" w:type="dxa"/>
+            </w:tcMar>
+            <w:shd w:fill="E8F8F5"/>
+          </w:tcPr>
+          <w:p>
+            <w:pPr>
+              <w:jc w:val="center"/>
+            </w:pPr>
+            <w:r>
+              <w:rPr>
+                <w:b/>
+                <w:sz w:val="15"/>
+              </w:rPr>
+              <w:t>+3 Sıra Yükseldi</w:t>
+            </w:r>
+          </w:p>
+        </w:tc>
+        <w:tc>
+          <w:tcPr>
+            <w:tcW w:type="dxa" w:w="2160"/>
+            <w:tcMar>
+              <w:top w:w="20" w:type="dxa"/>
+              <w:bottom w:w="20" w:type="dxa"/>
+              <w:left w:w="35" w:type="dxa"/>
+              <w:right w:w="35" w:type="dxa"/>
+            </w:tcMar>
+          </w:tcPr>
+          <w:p>
+            <w:pPr>
+              <w:jc w:val="center"/>
+            </w:pPr>
+            <w:r>
+              <w:rPr>
+                <w:sz w:val="15"/>
+              </w:rPr>
+              <w:t>Sınıf İçi Başarı</w:t>
+            </w:r>
+          </w:p>
+        </w:tc>
+      </w:tr>
+      <w:tr>
+        <w:tc>
+          <w:tcPr>
+            <w:tcW w:type="dxa" w:w="2160"/>
+            <w:tcMar>
+              <w:top w:w="20" w:type="dxa"/>
+              <w:bottom w:w="20" w:type="dxa"/>
+              <w:left w:w="35" w:type="dxa"/>
+              <w:right w:w="35" w:type="dxa"/>
+            </w:tcMar>
+          </w:tcPr>
+          <w:p>
+            <w:pPr>
+              <w:jc w:val="left"/>
+            </w:pPr>
+            <w:r>
+              <w:rPr>
+                <w:sz w:val="15"/>
+              </w:rPr>
+              <w:t>Okul Derecesi</w:t>
+            </w:r>
+          </w:p>
+        </w:tc>
+        <w:tc>
+          <w:tcPr>
+            <w:tcW w:type="dxa" w:w="2160"/>
+            <w:tcMar>
+              <w:top w:w="20" w:type="dxa"/>
+              <w:bottom w:w="20" w:type="dxa"/>
+              <w:left w:w="35" w:type="dxa"/>
+              <w:right w:w="35" w:type="dxa"/>
+            </w:tcMar>
+          </w:tcPr>
+          <w:p>
+            <w:pPr>
+              <w:jc w:val="center"/>
+            </w:pPr>
+            <w:r>
+              <w:rPr>
+                <w:sz w:val="15"/>
+              </w:rPr>
+              <w:t>77. Sıra / 110</w:t>
+            </w:r>
+          </w:p>
+        </w:tc>
+        <w:tc>
+          <w:tcPr>
+            <w:tcW w:type="dxa" w:w="2160"/>
+            <w:tcMar>
+              <w:top w:w="20" w:type="dxa"/>
+              <w:bottom w:w="20" w:type="dxa"/>
+              <w:left w:w="35" w:type="dxa"/>
+              <w:right w:w="35" w:type="dxa"/>
+            </w:tcMar>
+          </w:tcPr>
+          <w:p>
+            <w:pPr>
+              <w:jc w:val="center"/>
+            </w:pPr>
+            <w:r>
+              <w:rPr>
+                <w:sz w:val="15"/>
+              </w:rPr>
+              <w:t>36. Sıra / 56</w:t>
+            </w:r>
+          </w:p>
+        </w:tc>
+        <w:tc>
+          <w:tcPr>
+            <w:tcW w:type="dxa" w:w="2160"/>
+            <w:tcMar>
+              <w:top w:w="20" w:type="dxa"/>
+              <w:bottom w:w="20" w:type="dxa"/>
+              <w:left w:w="35" w:type="dxa"/>
+              <w:right w:w="35" w:type="dxa"/>
+            </w:tcMar>
+            <w:shd w:fill="E8F8F5"/>
+          </w:tcPr>
+          <w:p>
+            <w:pPr>
+              <w:jc w:val="center"/>
+            </w:pPr>
+            <w:r>
+              <w:rPr>
+                <w:b/>
+                <w:sz w:val="15"/>
+              </w:rPr>
+              <w:t>+41 Sıra Yükseldi</w:t>
+            </w:r>
+          </w:p>
+        </w:tc>
+        <w:tc>
+          <w:tcPr>
+            <w:tcW w:type="dxa" w:w="2160"/>
+            <w:tcMar>
+              <w:top w:w="20" w:type="dxa"/>
+              <w:bottom w:w="20" w:type="dxa"/>
+              <w:left w:w="35" w:type="dxa"/>
+              <w:right w:w="35" w:type="dxa"/>
+            </w:tcMar>
+          </w:tcPr>
+          <w:p>
+            <w:pPr>
+              <w:jc w:val="center"/>
+            </w:pPr>
+            <w:r>
+              <w:rPr>
+                <w:sz w:val="15"/>
+              </w:rPr>
+              <w:t>Okul İçi Başarı</w:t>
             </w:r>
           </w:p>
         </w:tc>
@@ -1535,9 +2157,568 @@
         <w:rPr>
           <w:b/>
           <w:color w:val="006666"/>
+          <w:sz w:val="16"/>
+        </w:rPr>
+        <w:t>Branş Bazlı Net Değişim Tablosu:</w:t>
+      </w:r>
+    </w:p>
+    <w:tbl>
+      <w:tblPr>
+        <w:tblW w:type="auto" w:w="0"/>
+        <w:jc w:val="center"/>
+        <w:tblLook w:firstColumn="1" w:firstRow="1" w:lastColumn="0" w:lastRow="0" w:noHBand="0" w:noVBand="1" w:val="04A0"/>
+        <w:tblBorders>
+          <w:top w:val="single" w:sz="4" w:space="0" w:color="B0C4DE"/>
+          <w:left w:val="single" w:sz="4" w:space="0" w:color="B0C4DE"/>
+          <w:bottom w:val="single" w:sz="4" w:space="0" w:color="B0C4DE"/>
+          <w:right w:val="single" w:sz="4" w:space="0" w:color="B0C4DE"/>
+          <w:insideH w:val="single" w:sz="4" w:space="0" w:color="B0C4DE"/>
+          <w:insideV w:val="single" w:sz="4" w:space="0" w:color="B0C4DE"/>
+        </w:tblBorders>
+      </w:tblPr>
+      <w:tblGrid>
+        <w:gridCol w:w="1543"/>
+        <w:gridCol w:w="1543"/>
+        <w:gridCol w:w="1543"/>
+        <w:gridCol w:w="1543"/>
+        <w:gridCol w:w="1543"/>
+        <w:gridCol w:w="1543"/>
+        <w:gridCol w:w="1543"/>
+      </w:tblGrid>
+      <w:tr>
+        <w:tc>
+          <w:tcPr>
+            <w:tcW w:type="dxa" w:w="1543"/>
+            <w:shd w:fill="1F497D"/>
+            <w:tcMar>
+              <w:top w:w="20" w:type="dxa"/>
+              <w:bottom w:w="20" w:type="dxa"/>
+              <w:left w:w="30" w:type="dxa"/>
+              <w:right w:w="30" w:type="dxa"/>
+            </w:tcMar>
+          </w:tcPr>
+          <w:p>
+            <w:pPr>
+              <w:jc w:val="center"/>
+            </w:pPr>
+            <w:r>
+              <w:rPr>
+                <w:b/>
+                <w:color w:val="FFFFFF"/>
+                <w:sz w:val="15"/>
+              </w:rPr>
+              <w:t>Deneme Sınavı</w:t>
+            </w:r>
+          </w:p>
+        </w:tc>
+        <w:tc>
+          <w:tcPr>
+            <w:tcW w:type="dxa" w:w="1543"/>
+            <w:shd w:fill="1F497D"/>
+            <w:tcMar>
+              <w:top w:w="20" w:type="dxa"/>
+              <w:bottom w:w="20" w:type="dxa"/>
+              <w:left w:w="30" w:type="dxa"/>
+              <w:right w:w="30" w:type="dxa"/>
+            </w:tcMar>
+          </w:tcPr>
+          <w:p>
+            <w:pPr>
+              <w:jc w:val="center"/>
+            </w:pPr>
+            <w:r>
+              <w:rPr>
+                <w:b/>
+                <w:color w:val="FFFFFF"/>
+                <w:sz w:val="15"/>
+              </w:rPr>
+              <w:t>Türkçe</w:t>
+            </w:r>
+          </w:p>
+        </w:tc>
+        <w:tc>
+          <w:tcPr>
+            <w:tcW w:type="dxa" w:w="1543"/>
+            <w:shd w:fill="1F497D"/>
+            <w:tcMar>
+              <w:top w:w="20" w:type="dxa"/>
+              <w:bottom w:w="20" w:type="dxa"/>
+              <w:left w:w="30" w:type="dxa"/>
+              <w:right w:w="30" w:type="dxa"/>
+            </w:tcMar>
+          </w:tcPr>
+          <w:p>
+            <w:pPr>
+              <w:jc w:val="center"/>
+            </w:pPr>
+            <w:r>
+              <w:rPr>
+                <w:b/>
+                <w:color w:val="FFFFFF"/>
+                <w:sz w:val="15"/>
+              </w:rPr>
+              <w:t>İnkılap</w:t>
+            </w:r>
+          </w:p>
+        </w:tc>
+        <w:tc>
+          <w:tcPr>
+            <w:tcW w:type="dxa" w:w="1543"/>
+            <w:shd w:fill="1F497D"/>
+            <w:tcMar>
+              <w:top w:w="20" w:type="dxa"/>
+              <w:bottom w:w="20" w:type="dxa"/>
+              <w:left w:w="30" w:type="dxa"/>
+              <w:right w:w="30" w:type="dxa"/>
+            </w:tcMar>
+          </w:tcPr>
+          <w:p>
+            <w:pPr>
+              <w:jc w:val="center"/>
+            </w:pPr>
+            <w:r>
+              <w:rPr>
+                <w:b/>
+                <w:color w:val="FFFFFF"/>
+                <w:sz w:val="15"/>
+              </w:rPr>
+              <w:t>Din Kül.</w:t>
+            </w:r>
+          </w:p>
+        </w:tc>
+        <w:tc>
+          <w:tcPr>
+            <w:tcW w:type="dxa" w:w="1543"/>
+            <w:shd w:fill="1F497D"/>
+            <w:tcMar>
+              <w:top w:w="20" w:type="dxa"/>
+              <w:bottom w:w="20" w:type="dxa"/>
+              <w:left w:w="30" w:type="dxa"/>
+              <w:right w:w="30" w:type="dxa"/>
+            </w:tcMar>
+          </w:tcPr>
+          <w:p>
+            <w:pPr>
+              <w:jc w:val="center"/>
+            </w:pPr>
+            <w:r>
+              <w:rPr>
+                <w:b/>
+                <w:color w:val="FFFFFF"/>
+                <w:sz w:val="15"/>
+              </w:rPr>
+              <w:t>İngilizce</w:t>
+            </w:r>
+          </w:p>
+        </w:tc>
+        <w:tc>
+          <w:tcPr>
+            <w:tcW w:type="dxa" w:w="1543"/>
+            <w:shd w:fill="1F497D"/>
+            <w:tcMar>
+              <w:top w:w="20" w:type="dxa"/>
+              <w:bottom w:w="20" w:type="dxa"/>
+              <w:left w:w="30" w:type="dxa"/>
+              <w:right w:w="30" w:type="dxa"/>
+            </w:tcMar>
+          </w:tcPr>
+          <w:p>
+            <w:pPr>
+              <w:jc w:val="center"/>
+            </w:pPr>
+            <w:r>
+              <w:rPr>
+                <w:b/>
+                <w:color w:val="FFFFFF"/>
+                <w:sz w:val="15"/>
+              </w:rPr>
+              <w:t>Matematik</w:t>
+            </w:r>
+          </w:p>
+        </w:tc>
+        <w:tc>
+          <w:tcPr>
+            <w:tcW w:type="dxa" w:w="1543"/>
+            <w:shd w:fill="1F497D"/>
+            <w:tcMar>
+              <w:top w:w="20" w:type="dxa"/>
+              <w:bottom w:w="20" w:type="dxa"/>
+              <w:left w:w="30" w:type="dxa"/>
+              <w:right w:w="30" w:type="dxa"/>
+            </w:tcMar>
+          </w:tcPr>
+          <w:p>
+            <w:pPr>
+              <w:jc w:val="center"/>
+            </w:pPr>
+            <w:r>
+              <w:rPr>
+                <w:b/>
+                <w:color w:val="FFFFFF"/>
+                <w:sz w:val="15"/>
+              </w:rPr>
+              <w:t>Fen Bil.</w:t>
+            </w:r>
+          </w:p>
+        </w:tc>
+      </w:tr>
+      <w:tr>
+        <w:tc>
+          <w:tcPr>
+            <w:tcW w:type="dxa" w:w="1543"/>
+            <w:tcMar>
+              <w:top w:w="15" w:type="dxa"/>
+              <w:bottom w:w="15" w:type="dxa"/>
+              <w:left w:w="25" w:type="dxa"/>
+              <w:right w:w="25" w:type="dxa"/>
+            </w:tcMar>
+          </w:tcPr>
+          <w:p>
+            <w:pPr>
+              <w:jc w:val="center"/>
+            </w:pPr>
+            <w:r>
+              <w:rPr>
+                <w:sz w:val="15"/>
+              </w:rPr>
+              <w:t>1. PARAF LGS 1</w:t>
+            </w:r>
+          </w:p>
+        </w:tc>
+        <w:tc>
+          <w:tcPr>
+            <w:tcW w:type="dxa" w:w="1543"/>
+            <w:tcMar>
+              <w:top w:w="15" w:type="dxa"/>
+              <w:bottom w:w="15" w:type="dxa"/>
+              <w:left w:w="25" w:type="dxa"/>
+              <w:right w:w="25" w:type="dxa"/>
+            </w:tcMar>
+          </w:tcPr>
+          <w:p>
+            <w:pPr>
+              <w:jc w:val="center"/>
+            </w:pPr>
+            <w:r>
+              <w:rPr>
+                <w:sz w:val="15"/>
+              </w:rPr>
+              <w:t>8.00</w:t>
+            </w:r>
+          </w:p>
+        </w:tc>
+        <w:tc>
+          <w:tcPr>
+            <w:tcW w:type="dxa" w:w="1543"/>
+            <w:tcMar>
+              <w:top w:w="15" w:type="dxa"/>
+              <w:bottom w:w="15" w:type="dxa"/>
+              <w:left w:w="25" w:type="dxa"/>
+              <w:right w:w="25" w:type="dxa"/>
+            </w:tcMar>
+          </w:tcPr>
+          <w:p>
+            <w:pPr>
+              <w:jc w:val="center"/>
+            </w:pPr>
+            <w:r>
+              <w:rPr>
+                <w:sz w:val="15"/>
+              </w:rPr>
+              <w:t>3.33</w:t>
+            </w:r>
+          </w:p>
+        </w:tc>
+        <w:tc>
+          <w:tcPr>
+            <w:tcW w:type="dxa" w:w="1543"/>
+            <w:tcMar>
+              <w:top w:w="15" w:type="dxa"/>
+              <w:bottom w:w="15" w:type="dxa"/>
+              <w:left w:w="25" w:type="dxa"/>
+              <w:right w:w="25" w:type="dxa"/>
+            </w:tcMar>
+          </w:tcPr>
+          <w:p>
+            <w:pPr>
+              <w:jc w:val="center"/>
+            </w:pPr>
+            <w:r>
+              <w:rPr>
+                <w:sz w:val="15"/>
+              </w:rPr>
+              <w:t>3.67</w:t>
+            </w:r>
+          </w:p>
+        </w:tc>
+        <w:tc>
+          <w:tcPr>
+            <w:tcW w:type="dxa" w:w="1543"/>
+            <w:tcMar>
+              <w:top w:w="15" w:type="dxa"/>
+              <w:bottom w:w="15" w:type="dxa"/>
+              <w:left w:w="25" w:type="dxa"/>
+              <w:right w:w="25" w:type="dxa"/>
+            </w:tcMar>
+          </w:tcPr>
+          <w:p>
+            <w:pPr>
+              <w:jc w:val="center"/>
+            </w:pPr>
+            <w:r>
+              <w:rPr>
+                <w:sz w:val="15"/>
+              </w:rPr>
+              <w:t>1.33</w:t>
+            </w:r>
+          </w:p>
+        </w:tc>
+        <w:tc>
+          <w:tcPr>
+            <w:tcW w:type="dxa" w:w="1543"/>
+            <w:tcMar>
+              <w:top w:w="15" w:type="dxa"/>
+              <w:bottom w:w="15" w:type="dxa"/>
+              <w:left w:w="25" w:type="dxa"/>
+              <w:right w:w="25" w:type="dxa"/>
+            </w:tcMar>
+          </w:tcPr>
+          <w:p>
+            <w:pPr>
+              <w:jc w:val="center"/>
+            </w:pPr>
+            <w:r>
+              <w:rPr>
+                <w:sz w:val="15"/>
+              </w:rPr>
+              <w:t>3.00</w:t>
+            </w:r>
+          </w:p>
+        </w:tc>
+        <w:tc>
+          <w:tcPr>
+            <w:tcW w:type="dxa" w:w="1543"/>
+            <w:tcMar>
+              <w:top w:w="15" w:type="dxa"/>
+              <w:bottom w:w="15" w:type="dxa"/>
+              <w:left w:w="25" w:type="dxa"/>
+              <w:right w:w="25" w:type="dxa"/>
+            </w:tcMar>
+          </w:tcPr>
+          <w:p>
+            <w:pPr>
+              <w:jc w:val="center"/>
+            </w:pPr>
+            <w:r>
+              <w:rPr>
+                <w:sz w:val="15"/>
+              </w:rPr>
+              <w:t>1.67</w:t>
+            </w:r>
+          </w:p>
+        </w:tc>
+      </w:tr>
+      <w:tr>
+        <w:tc>
+          <w:tcPr>
+            <w:tcW w:type="dxa" w:w="1543"/>
+            <w:tcMar>
+              <w:top w:w="15" w:type="dxa"/>
+              <w:bottom w:w="15" w:type="dxa"/>
+              <w:left w:w="25" w:type="dxa"/>
+              <w:right w:w="25" w:type="dxa"/>
+            </w:tcMar>
+          </w:tcPr>
+          <w:p>
+            <w:pPr>
+              <w:jc w:val="center"/>
+            </w:pPr>
+            <w:r>
+              <w:rPr>
+                <w:b/>
+                <w:sz w:val="15"/>
+              </w:rPr>
+              <w:t>Net Farkı (+/-)</w:t>
+            </w:r>
+          </w:p>
+        </w:tc>
+        <w:tc>
+          <w:tcPr>
+            <w:tcW w:type="dxa" w:w="1543"/>
+            <w:tcMar>
+              <w:top w:w="15" w:type="dxa"/>
+              <w:bottom w:w="15" w:type="dxa"/>
+              <w:left w:w="25" w:type="dxa"/>
+              <w:right w:w="25" w:type="dxa"/>
+            </w:tcMar>
+            <w:shd w:fill="E8F8F5"/>
+          </w:tcPr>
+          <w:p>
+            <w:pPr>
+              <w:jc w:val="center"/>
+            </w:pPr>
+            <w:r>
+              <w:rPr>
+                <w:b/>
+                <w:sz w:val="15"/>
+              </w:rPr>
+              <w:t>+2.33</w:t>
+            </w:r>
+          </w:p>
+        </w:tc>
+        <w:tc>
+          <w:tcPr>
+            <w:tcW w:type="dxa" w:w="1543"/>
+            <w:tcMar>
+              <w:top w:w="15" w:type="dxa"/>
+              <w:bottom w:w="15" w:type="dxa"/>
+              <w:left w:w="25" w:type="dxa"/>
+              <w:right w:w="25" w:type="dxa"/>
+            </w:tcMar>
+            <w:shd w:fill="E8F8F5"/>
+          </w:tcPr>
+          <w:p>
+            <w:pPr>
+              <w:jc w:val="center"/>
+            </w:pPr>
+            <w:r>
+              <w:rPr>
+                <w:b/>
+                <w:sz w:val="15"/>
+              </w:rPr>
+              <w:t>+5.34</w:t>
+            </w:r>
+          </w:p>
+        </w:tc>
+        <w:tc>
+          <w:tcPr>
+            <w:tcW w:type="dxa" w:w="1543"/>
+            <w:tcMar>
+              <w:top w:w="15" w:type="dxa"/>
+              <w:bottom w:w="15" w:type="dxa"/>
+              <w:left w:w="25" w:type="dxa"/>
+              <w:right w:w="25" w:type="dxa"/>
+            </w:tcMar>
+            <w:shd w:fill="E8F8F5"/>
+          </w:tcPr>
+          <w:p>
+            <w:pPr>
+              <w:jc w:val="center"/>
+            </w:pPr>
+            <w:r>
+              <w:rPr>
+                <w:b/>
+                <w:sz w:val="15"/>
+              </w:rPr>
+              <w:t>+3.66</w:t>
+            </w:r>
+          </w:p>
+        </w:tc>
+        <w:tc>
+          <w:tcPr>
+            <w:tcW w:type="dxa" w:w="1543"/>
+            <w:tcMar>
+              <w:top w:w="15" w:type="dxa"/>
+              <w:bottom w:w="15" w:type="dxa"/>
+              <w:left w:w="25" w:type="dxa"/>
+              <w:right w:w="25" w:type="dxa"/>
+            </w:tcMar>
+          </w:tcPr>
+          <w:p>
+            <w:pPr>
+              <w:jc w:val="center"/>
+            </w:pPr>
+            <w:r>
+              <w:rPr>
+                <w:b/>
+                <w:sz w:val="15"/>
+              </w:rPr>
+              <w:t>+0.00</w:t>
+            </w:r>
+          </w:p>
+        </w:tc>
+        <w:tc>
+          <w:tcPr>
+            <w:tcW w:type="dxa" w:w="1543"/>
+            <w:tcMar>
+              <w:top w:w="15" w:type="dxa"/>
+              <w:bottom w:w="15" w:type="dxa"/>
+              <w:left w:w="25" w:type="dxa"/>
+              <w:right w:w="25" w:type="dxa"/>
+            </w:tcMar>
+            <w:shd w:fill="E8F8F5"/>
+          </w:tcPr>
+          <w:p>
+            <w:pPr>
+              <w:jc w:val="center"/>
+            </w:pPr>
+            <w:r>
+              <w:rPr>
+                <w:b/>
+                <w:sz w:val="15"/>
+              </w:rPr>
+              <w:t>+3.00</w:t>
+            </w:r>
+          </w:p>
+        </w:tc>
+        <w:tc>
+          <w:tcPr>
+            <w:tcW w:type="dxa" w:w="1543"/>
+            <w:tcMar>
+              <w:top w:w="15" w:type="dxa"/>
+              <w:bottom w:w="15" w:type="dxa"/>
+              <w:left w:w="25" w:type="dxa"/>
+              <w:right w:w="25" w:type="dxa"/>
+            </w:tcMar>
+            <w:shd w:fill="E8F8F5"/>
+          </w:tcPr>
+          <w:p>
+            <w:pPr>
+              <w:jc w:val="center"/>
+            </w:pPr>
+            <w:r>
+              <w:rPr>
+                <w:b/>
+                <w:sz w:val="15"/>
+              </w:rPr>
+              <w:t>+3.66</w:t>
+            </w:r>
+          </w:p>
+        </w:tc>
+      </w:tr>
+    </w:tbl>
+    <w:p>
+      <w:pPr>
+        <w:spacing w:before="40" w:after="40"/>
+      </w:pPr>
+      <w:r>
+        <w:rPr>
+          <w:b/>
+          <w:color w:val="0E6655"/>
+          <w:sz w:val="16"/>
+        </w:rPr>
+        <w:t xml:space="preserve">⭐ En Yüksek Artış: İnkılap Tarihi (+5.34 Net)  |  </w:t>
+      </w:r>
+      <w:r>
+        <w:rPr>
+          <w:b/>
+          <w:color w:val="B41414"/>
+          <w:sz w:val="16"/>
+        </w:rPr>
+        <w:t>⚠️ Takip / Müdahale Alanı: İngilizce (+0.00 Net)</w:t>
+      </w:r>
+    </w:p>
+    <w:p>
+      <w:pPr>
+        <w:spacing w:before="60" w:after="20"/>
+      </w:pPr>
+      <w:r>
+        <w:rPr>
+          <w:b/>
+          <w:color w:val="006666"/>
           <w:sz w:val="18"/>
         </w:rPr>
-        <w:t>1. GENEL KAZANIM BAŞARI VE EKSİK ENVANTERİ</w:t>
+        <w:t>2. GENEL KAZANIM BAŞARI VE EKSİK ENVANTERİ</w:t>
       </w:r>
     </w:p>
     <w:p>
@@ -1557,7 +2738,7 @@
           <w:color w:val="B41414"/>
           <w:sz w:val="16"/>
         </w:rPr>
-        <w:t>Türkçe: Öznel ve Nesnel Anlatımlı Cümleler, Türkçe: Deyimler, Türkçe: Görsel Yorumlama, Türkçe: Sebep-Sonuç, Amaç-Sonuç Cümleleri, Türkçe: Soru-Cevap, Türkçe: Nokta, Virgül, Noktalı Virgül, Türkçe: Metin Tamamlama-Metin Oluşturma, İnkılap Tarihi: Adım Adım Liderliğe, Din Kültürü: 5. Bir Ayet Tanıyorum: Ayet El- Kürsi ve Anlamı, Din Kültürü: 4. Bir Peygamber Tanıyorum: Hz. Musa (A.S.), İngilizce: Invitation Cards and Letters, İngilizce: Accepting &amp; Refusing an Invitation, İngilizce: Making Simple Inquiries, İngilizce: Making an Excuse and Apologizing, Matematik: Verilen İki Doğal Sayının Aralarında Asal Olup Olmadığını Belirler.</w:t>
+        <w:t>Türkçe: Yazım Kuralları, Türkçe: Grafik ve Tablo Okuma, Türkçe: Söz Sanatları, İngilizce: Teklif Yapma, Kabul Etme, Özür Dileme, İngilizce: The Internet, İngilizce: Soru Cümlesi, Fen Bilimleri: DNA ve Yapısı, Fen Bilimleri: DNA'nı Eşlenmesi</w:t>
       </w:r>
     </w:p>
     <w:p>
@@ -1576,7 +2757,7 @@
         <w:rPr>
           <w:sz w:val="16"/>
         </w:rPr>
-        <w:t>İnkılap Tarihi: Mavi Gözlü Çocuk: Mustafa (%33), Din Kültürü: 1. Kader ve Kaza İnancı (%33), Matematik: Verilen Pozitif Tam Sayıların Pozitif Tam Sayı Çarpanlarını Bulur, Pozitif Tam Sayıların Pozitif Tam Sayı Çarpanlarını Üslü İfadelerin Çarpımı Şeklinde Yazar. (%25), Matematik: İki Doğal Sayının En Büyük Ortak Bölenini (Ebob) ve En Küçük Ortak Katını (Ekok) Hesaplar, İlgili Problemleri Çözer. (%29), Matematik: Üslü İfadelerle İlgili Temel Kuralları Anlar, Birbirine Denk İfadeler Oluşturur. (%25), Fen Bilimleri: Mevsimlerin Oluşumu (%36), Fen Bilimleri: İklim ve Hava Hareketleri (%17)</w:t>
+        <w:t>İngilizce: Frıendshıp (%25), Matematik: Çarpanlar ve Katlar (%29), Matematik: Ebob-Ekok Problemleri (%25), Fen Bilimleri: İklim ve Hava Olayları (%40)</w:t>
       </w:r>
     </w:p>
     <w:p>
@@ -1609,7 +2790,7 @@
           <w:color w:val="1F497D"/>
           <w:sz w:val="18"/>
         </w:rPr>
-        <w:t>2. TÜM DERSLER İÇİN KİŞİSELLEŞTİRİLMİŞ BRANŞ GELİŞİM REÇETELERİ</w:t>
+        <w:t>3. TÜM DERSLER İÇİN KİŞİSELLEŞTİRİLMİŞ BRANŞ GELİŞİM REÇETELERİ</w:t>
       </w:r>
     </w:p>
     <w:tbl>
@@ -1659,7 +2840,7 @@
                 <w:color w:val="3C3C3C"/>
                 <w:sz w:val="15"/>
               </w:rPr>
-              <w:t>[Net: 1.67 | D: 6 | Y: 13 | B: 1 | Başarı: %8.3]</w:t>
+              <w:t>[Net: 5.33 | D: 8 | Y: 8 | B: 4 | Başarı: %26.7]</w:t>
             </w:r>
           </w:p>
         </w:tc>
@@ -1691,7 +2872,26 @@
               <w:rPr>
                 <w:sz w:val="15"/>
               </w:rPr>
-              <w:t>Mevsimlerin Oluşumu: %35.7 | İklim ve Hava Hareketleri: %16.7</w:t>
+              <w:t>Mevsimlerin Oluşumu: %50.0 | DNA ve Genetik Kod: %100.0 | İklim ve Hava Olayları: %40.0 | DNA ve Yapısı: %0.0 | DNA'nı Eşlenmesi: %0.0</w:t>
+            </w:r>
+          </w:p>
+          <w:p>
+            <w:pPr>
+              <w:spacing w:after="20"/>
+            </w:pPr>
+            <w:r>
+              <w:rPr>
+                <w:b/>
+                <w:color w:val="B41414"/>
+                <w:sz w:val="15"/>
+              </w:rPr>
+              <w:t xml:space="preserve">🔴 Sıfır Çekilen Kazanımlar (%0): </w:t>
+            </w:r>
+            <w:r>
+              <w:rPr>
+                <w:sz w:val="15"/>
+              </w:rPr>
+              <w:t>DNA ve Yapısı, DNA'nı Eşlenmesi</w:t>
             </w:r>
           </w:p>
           <w:p>
@@ -1710,7 +2910,7 @@
               <w:rPr>
                 <w:sz w:val="15"/>
               </w:rPr>
-              <w:t>Mevsimlerin Oluşumu (%36), İklim ve Hava Hareketleri (%17)</w:t>
+              <w:t>Mevsimlerin Oluşumu (%50), İklim ve Hava Olayları (%40)</w:t>
             </w:r>
           </w:p>
           <w:p>
@@ -1729,7 +2929,7 @@
               <w:rPr>
                 <w:sz w:val="15"/>
               </w:rPr>
-              <w:t>Fen Bilimleri netin: 1.67 (6 Doğru, 13 Yanlış, 1 Boş). Fen Bilimleri dersi öncelikli müdahale alanındır (1.67 Net, 13 Yanlış). Kesin Kural: Emin olmadığın soruları rastgele tahminle işaretleme; bilmediğini boş bırakmak dahi netini hemen yükseltecektir. 'Mevsimlerin Oluşumu' (%36) temel kavramlarını sıfırdan çalış. 'İklim ve Hava Hareketleri' (%17) hava olayları kavram haritasını çıkar. Haftalık 30 temel seviye kazanım sorusu çöz ve yapamadığın her soruyu öğretmenine sor.</w:t>
+              <w:t>Fen Bilimleri netin: 5.33 (8 Doğru, 8 Yanlış, 4 Boş). Fen Bilimleri dersi öncelikli müdahale alanındır (5.33 Net, 8 Yanlış). Kesin Kural: Emin olmadığın soruları rastgele tahminle işaretleme; bilmediğini boş bırakmak dahi netini hemen yükseltecektir. 'İklim ve Hava Hareketleri' (%40) hava olayları kavram haritasını çıkar. Haftalık 30 temel seviye kazanım sorusu çöz ve yapamadığın her soruyu öğretmenine sor.</w:t>
             </w:r>
           </w:p>
           <w:p>
@@ -1813,7 +3013,7 @@
                 <w:color w:val="3C3C3C"/>
                 <w:sz w:val="15"/>
               </w:rPr>
-              <w:t>[Net: 3.00 | D: 5 | Y: 6 | B: 9 | Başarı: %15.0]</w:t>
+              <w:t>[Net: 6.00 | D: 8 | Y: 6 | B: 6 | Başarı: %30.0]</w:t>
             </w:r>
           </w:p>
         </w:tc>
@@ -1845,26 +3045,7 @@
               <w:rPr>
                 <w:sz w:val="15"/>
               </w:rPr>
-              <w:t>Çarpanlar ve Katlar / Asal Çarpanlar: %25 | EBOB-EKOK Problemleri: %29 | Üslü İfadeler Temel Kuralları: %25 | Aralarında Asal Sayılar: %0 | Tam Sayı Kuvvetleri (Negatif Üs): %50</w:t>
-            </w:r>
-          </w:p>
-          <w:p>
-            <w:pPr>
-              <w:spacing w:after="20"/>
-            </w:pPr>
-            <w:r>
-              <w:rPr>
-                <w:b/>
-                <w:color w:val="B41414"/>
-                <w:sz w:val="15"/>
-              </w:rPr>
-              <w:t xml:space="preserve">🔴 Sıfır Çekilen Kazanımlar (%0): </w:t>
-            </w:r>
-            <w:r>
-              <w:rPr>
-                <w:sz w:val="15"/>
-              </w:rPr>
-              <w:t>Aralarında Asal Sayılar</w:t>
+              <w:t>Çarpanlar ve Katlar: %29 | Ebob-Ekok Problemleri: %25 | Üslü İfadeler: %56</w:t>
             </w:r>
           </w:p>
           <w:p>
@@ -1883,7 +3064,7 @@
               <w:rPr>
                 <w:sz w:val="15"/>
               </w:rPr>
-              <w:t>Çarpanlar ve Katlar / Asal Çarpanlar (%25), EBOB-EKOK Problemleri (%29), Üslü İfadeler Temel Kuralları (%25), Tam Sayı Kuvvetleri (Negatif Üs) (%50)</w:t>
+              <w:t>Çarpanlar ve Katlar (%29), Ebob-Ekok Problemleri (%25), Üslü İfadeler (%56)</w:t>
             </w:r>
           </w:p>
           <w:p>
@@ -1902,7 +3083,7 @@
               <w:rPr>
                 <w:sz w:val="15"/>
               </w:rPr>
-              <w:t xml:space="preserve">Matematik netin: 3.00 (5 Doğru, 6 Yanlış, 9 Boş). Matematik dersi LGS başarında en kritik sıçrama alanındır (3.00 Net, 6 Yanlış). Stratejik Kural: Bilmediğin soruyu boş bırakmak 0.33 net kazandırır; rastgele tahmin yapmayı derhal bırak! Öncelikle [Aralarında Asal Sayılar, Çarpanlar ve Katlar / Asal Çarpanlar] konularındaki temel kazanım kavrama testlerini çöz. </w:t>
+              <w:t>Matematik netin: 6.00 (8 Doğru, 6 Yanlış, 6 Boş). Temel matematik altyapın oluşmuş ancak 6 yanlış ve 6 boş puanını sınırlamış. Kritik açıkların olan [Çarpanlar ve Katlar (%29), Ebob-Ekok Problemleri (%25), Üslü İfadeler (%56)] konularında 'Verilenleri Yaz -&gt; Şemayı Çiz -&gt; Matematiksel Modeli Kur' 3 adımlı protokolünü uygula. Günde en az 20 adet yeni nesil soru çözerek işlem hızını artır.</w:t>
             </w:r>
           </w:p>
           <w:p>
@@ -1986,7 +3167,7 @@
                 <w:color w:val="3C3C3C"/>
                 <w:sz w:val="15"/>
               </w:rPr>
-              <w:t>[Net: 8.00 | D: 11 | Y: 9 | B: 0 | Başarı: %40.0]</w:t>
+              <w:t>[Net: 10.33 | D: 12 | Y: 5 | B: 3 | Başarı: %51.6]</w:t>
             </w:r>
           </w:p>
         </w:tc>
@@ -2018,7 +3199,7 @@
               <w:rPr>
                 <w:sz w:val="15"/>
               </w:rPr>
-              <w:t>7/16 Tam Başarı | Gelişim Alanları: Sözcük ve Sözcük Gruplarında Anlam: %50 | Öznel ve Nesnel Anlatımlı Cümleler: %0 | Deyimler: %0 | Tablo ve Grafik Yorumlama: %50</w:t>
+              <w:t>5/16 Tam Başarı | Gelişim Alanları: Sözcükte Anlam: %75 | Cümlede Anlam: %67 | Yazım Kuralları: %0 | Grafik ve Tablo Okuma: %0</w:t>
             </w:r>
           </w:p>
           <w:p>
@@ -2037,7 +3218,7 @@
               <w:rPr>
                 <w:sz w:val="15"/>
               </w:rPr>
-              <w:t>Öznel ve Nesnel Anlatımlı Cümleler, Deyimler, Görsel Yorumlama, Sebep-Sonuç, Amaç-Sonuç Cümleleri, Soru-Cevap, Nokta, Virgül, Noktalı Virgül, Metin Tamamlama-Metin Oluşturma</w:t>
+              <w:t>Yazım Kuralları, Grafik ve Tablo Okuma, Söz Sanatları</w:t>
             </w:r>
           </w:p>
           <w:p>
@@ -2056,7 +3237,7 @@
               <w:rPr>
                 <w:sz w:val="15"/>
               </w:rPr>
-              <w:t>Sözcük ve Sözcük Gruplarında Anlam (%50), Tablo ve Grafik Yorumlama (%50)</w:t>
+              <w:t>Sözcükte Anlam (%75), Cümlede Anlam (%67), Fiilimsilerin İşlevi (%67)</w:t>
             </w:r>
           </w:p>
           <w:p>
@@ -2075,7 +3256,7 @@
               <w:rPr>
                 <w:sz w:val="15"/>
               </w:rPr>
-              <w:t>Türkçe branş netin: 8.00 (11 Doğru, 9 Yanlış, 0 Boş). Türkçe branşında 9 yanlış ciddi bir net kaybına yol açmış (8.00 Net). Acilen sıfır çektiğin [Öznel ve Nesnel Anlatımlı Cümleler, Deyimler, Görsel Yorumlama] konularını konu fasikülünden çalış. Paragrafı kendi yorumunla değil metindeki kanıtla çöz; günde 20 paragraf + 10 dil bilgisi çöz.</w:t>
+              <w:t>Türkçe branş netin: 10.33 (12 Doğru, 5 Yanlış, 3 Boş). Ortalama üstü bir performans olmakla birlikte 5 yanlış başarı payını törpülemiş. Öncelikli olarak sıfır çektiğin [Yazım Kuralları, Grafik ve Tablo Okuma] konularındaki kavram ve kuralları tekrar et. Kısmi kayıp yaşadığın [Sözcükte Anlam (%75), Cümlede Anlam (%67)] alanlarında metindeki açık kanıtın altını çizerek çöz. Günde 20 paragraf sorusu çöz; iki şık arasında kaldığında işaretleme yapmayıp boş bırak.</w:t>
             </w:r>
           </w:p>
           <w:p>
@@ -2095,7 +3276,7 @@
                 <w:b/>
                 <w:sz w:val="15"/>
               </w:rPr>
-              <w:t xml:space="preserve">Kanal: Hız Yayınları veya Ebubekir Hoca ile Türkçe | </w:t>
+              <w:t xml:space="preserve">Kanal: Hız Yayınları veya Ebubekir Hoca | </w:t>
             </w:r>
             <w:r>
               <w:rPr>
@@ -2159,7 +3340,7 @@
                 <w:color w:val="3C3C3C"/>
                 <w:sz w:val="15"/>
               </w:rPr>
-              <w:t>[Net: 3.33 | D: 5 | Y: 5 | B: 0 | Başarı: %33.3]</w:t>
+              <w:t>[Net: 8.67 | D: 9 | Y: 1 | B: 0 | Başarı: %86.7]</w:t>
             </w:r>
           </w:p>
         </w:tc>
@@ -2191,26 +3372,7 @@
               <w:rPr>
                 <w:sz w:val="15"/>
               </w:rPr>
-              <w:t>Mustafa Kemal'in Öğrenim Hayatı: %33 | Uyanan Avrupa ve Sarsılan Osmanlı: %100 | Mustafa Kemal'in Fikir Hayatını Etkileyen Olaylar: %100 | Mustafa Kemal'in Askerlik Hayatı: %0</w:t>
-            </w:r>
-          </w:p>
-          <w:p>
-            <w:pPr>
-              <w:spacing w:after="20"/>
-            </w:pPr>
-            <w:r>
-              <w:rPr>
-                <w:b/>
-                <w:color w:val="B41414"/>
-                <w:sz w:val="15"/>
-              </w:rPr>
-              <w:t xml:space="preserve">🔴 Sıfır Çekilen Kazanımlar (%0): </w:t>
-            </w:r>
-            <w:r>
-              <w:rPr>
-                <w:sz w:val="15"/>
-              </w:rPr>
-              <w:t>Mustafa Kemal'in Askerlik Hayatı</w:t>
+              <w:t>20. Yüzyıl Başlarında Osmanlı: %100 | M. Kemal'in Fikir Hayatını Etkileyen Olay ve Kişiler: %100 | M. Kemal'in Çocukluk Dönemi ve Öğrenim Hayatı: %67 | M. Kemal'İn Askerlik Hayatı: %100</w:t>
             </w:r>
           </w:p>
           <w:p>
@@ -2229,7 +3391,7 @@
               <w:rPr>
                 <w:sz w:val="15"/>
               </w:rPr>
-              <w:t>Mustafa Kemal'in Öğrenim Hayatı (%33)</w:t>
+              <w:t>M. Kemal'in Çocukluk Dönemi ve Öğrenim Hayatı (%67)</w:t>
             </w:r>
           </w:p>
           <w:p>
@@ -2248,7 +3410,7 @@
               <w:rPr>
                 <w:sz w:val="15"/>
               </w:rPr>
-              <w:t>İnkılap Tarihi netin: 3.33 (5 Doğru, 5 Yanlış, 0 Boş). Hedeflenen seviyenin altında kalındı (3.33 Net). Sıfır çektiğin [Mustafa Kemal'in Askerlik Hayatı] konusundaki kavram haritalarını çalış. Pekiştirilmesi gereken [Mustafa Kemal'in Öğrenim Hayatı (%33)] konularında kronoloji tablosu çıkar. Sorularda 'Yalnızca bu bilgiye göre' köklerine dikkat et; metne sadık kal. Haftalık 25 soru çöz.</w:t>
+              <w:t>İnkılap Tarihi netin: 8.67 (9 Doğru, 1 Yanlış, 0 Boş). Tarihsel kronoloji ve neden-sonuç analiz kabiliyetin çok güçlü. Tek net kaybının yaşandığı 'M. Kemal'in Çocukluk Dönemi ve Öğrenim Hayatı' konusundaki kavram haritasını inceleyerek 10'da 10 full hedefini sürdür.</w:t>
             </w:r>
           </w:p>
           <w:p>
@@ -2261,20 +3423,20 @@
                 <w:color w:val="C0392B"/>
                 <w:sz w:val="15"/>
               </w:rPr>
-              <w:t xml:space="preserve">📺 Önerilen YouTube Desteği (Temel Seviye): </w:t>
+              <w:t xml:space="preserve">📺 Önerilen YouTube Desteği (İleri Düzey (Şampiyon)): </w:t>
             </w:r>
             <w:r>
               <w:rPr>
                 <w:b/>
                 <w:sz w:val="15"/>
               </w:rPr>
-              <w:t xml:space="preserve">Kanal: Sosyal Kale | </w:t>
+              <w:t xml:space="preserve">Kanal: Buğra Hoca – Sosyal Bilgiler Dersliği | </w:t>
             </w:r>
             <w:r>
               <w:rPr>
                 <w:sz w:val="15"/>
               </w:rPr>
-              <w:t>Odak: Kronolojik Hikayeleştirme &amp; Kavram Haritaları. Taktik: Mustafa Kemal'in askerlik ve fikir hayatını harita ve kronoloji üzerinden hocayla takip et.</w:t>
+              <w:t>Odak: Kritik Çeldiriciler &amp; MEB Tarzı Uç Sorular. Taktik: Tarihsel kavramların güncel yorumlarla ilişkilendirildiği zor soru tiplerine odaklan.</w:t>
             </w:r>
           </w:p>
         </w:tc>
@@ -2332,7 +3494,7 @@
                 <w:color w:val="3C3C3C"/>
                 <w:sz w:val="15"/>
               </w:rPr>
-              <w:t>[Net: 3.67 | D: 5 | Y: 4 | B: 1 | Başarı: %36.7]</w:t>
+              <w:t>[Net: 7.33 | D: 8 | Y: 2 | B: 0 | Başarı: %73.3]</w:t>
             </w:r>
           </w:p>
         </w:tc>
@@ -2364,26 +3526,7 @@
               <w:rPr>
                 <w:sz w:val="15"/>
               </w:rPr>
-              <w:t>Kader ve Kaza İnancı: %33 | İnsanın İradesi ve Kader: %100 | Kader Kavramları (Ömür, Ecel, Rızık, Tevekkül): %67 | Ayet el-Kürsi ve Anlamı: %0 | Hz. Musa (A.S.) ve Mücadelesi: %0</w:t>
-            </w:r>
-          </w:p>
-          <w:p>
-            <w:pPr>
-              <w:spacing w:after="20"/>
-            </w:pPr>
-            <w:r>
-              <w:rPr>
-                <w:b/>
-                <w:color w:val="B41414"/>
-                <w:sz w:val="15"/>
-              </w:rPr>
-              <w:t xml:space="preserve">🔴 Sıfır Çekilen Kazanımlar (%0): </w:t>
-            </w:r>
-            <w:r>
-              <w:rPr>
-                <w:sz w:val="15"/>
-              </w:rPr>
-              <w:t>Ayet el-Kürsi ve Anlamı, Hz. Musa (A.S.) ve Mücadelesi</w:t>
+              <w:t>Kaza Ve Kader: %80 | İnsanın Özgürlüğü Ve Sorumluluğu: %100 | Kaderle İlgili Kavramlar: %50</w:t>
             </w:r>
           </w:p>
           <w:p>
@@ -2402,7 +3545,7 @@
               <w:rPr>
                 <w:sz w:val="15"/>
               </w:rPr>
-              <w:t>Kader ve Kaza İnancı (%33), Kader Kavramları (Ömür, Ecel, Rızık, Tevekkül) (%67)</w:t>
+              <w:t>Kaza Ve Kader (%80), Kaderle İlgili Kavramlar (%50)</w:t>
             </w:r>
           </w:p>
           <w:p>
@@ -2421,7 +3564,7 @@
               <w:rPr>
                 <w:sz w:val="15"/>
               </w:rPr>
-              <w:t>Din Kültürü netin: 3.67 (5 Doğru, 4 Yanlış, 1 Boş). Din Kültürü netin (3.67) potansiyelinin altında. Sıfır çektiğin [Ayet el-Kürsi ve Anlamı, Hz. Musa (A.S.) ve Mücadelesi] konusunu mutlaka tekrar et. Kavram karmaşası yaşanan [Kader ve Kaza İnancı (%33), Kader Kavramları (Ömür, Ecel, Rızık, Tevekkül) (%67)] alanlarına odaklan. Ömür, ecel, rızık, tevekkül, cüzi/külli irade kavramlarını sözlük kartlarına yazıp ezberle. Ayet-el Kürsi ana fikrine ve yasalara çalış.</w:t>
+              <w:t>Din Kültürü netin: 7.33 (8 Doğru, 2 Yanlış, 0 Boş). Din Kültürü netin (7.33) potansiyelinin altında. Kavram karmaşası yaşanan [Kaza Ve Kader (%80), Kaderle İlgili Kavramlar (%50)] alanlarına odaklan. Ömür, ecel, rızık, tevekkül, cüzi/külli irade kavramlarını sözlük kartlarına yazıp ezberle. Ayet-el Kürsi ana fikrine ve yasalara çalış.</w:t>
             </w:r>
           </w:p>
           <w:p>
@@ -2434,7 +3577,7 @@
                 <w:color w:val="C0392B"/>
                 <w:sz w:val="15"/>
               </w:rPr>
-              <w:t xml:space="preserve">📺 Önerilen YouTube Desteği (Temel Seviye): </w:t>
+              <w:t xml:space="preserve">📺 Önerilen YouTube Desteği (Orta Seviye): </w:t>
             </w:r>
             <w:r>
               <w:rPr>
@@ -2447,7 +3590,7 @@
               <w:rPr>
                 <w:sz w:val="15"/>
               </w:rPr>
-              <w:t>Odak: Kaza-Kader Temel Kavramları &amp; Ayet Mealleri. Taktik: Ömür, ecel, rızık, tevekkül ve yasalar konusunu hocanın kavram tablolarından tekrar et.</w:t>
+              <w:t>Odak: Ayet Yorumlama &amp; MEB Örnek Soruları. Taktik: Ayet-el Kürsi ana fikri ve evrensel yasalarla ilgili soru kalıplarını videoyla paralel çöz.</w:t>
             </w:r>
           </w:p>
         </w:tc>
@@ -2537,7 +3680,7 @@
               <w:rPr>
                 <w:sz w:val="15"/>
               </w:rPr>
-              <w:t>Davet Kartları / Mektupları (Invitation): %0 | Daveti Kabul &amp; Reddetme Kalıpları: %0 | Basit Sorular Sorma (Simple Inquiries): %0 | Friendship Okuduğunu Anlama: %100 | Kişisel Özellikler / Sıfatlar (Qualities): %67 | Mazeret Bildirme ve Özür Dileme: %0</w:t>
+              <w:t>Teklif Yapma, Kabul Etme, Özür Dileme: %0 | Frıendshıp: %25 | The Internet: %0 | Tercihleri İfade Etme: %100 | Soru Cümlesi: %0</w:t>
             </w:r>
           </w:p>
           <w:p>
@@ -2556,7 +3699,7 @@
               <w:rPr>
                 <w:sz w:val="15"/>
               </w:rPr>
-              <w:t>Davet Kartları / Mektupları (Invitation), Daveti Kabul &amp; Reddetme Kalıpları, Basit Sorular Sorma (Simple Inquiries), Mazeret Bildirme ve Özür Dileme</w:t>
+              <w:t>Teklif Yapma, Kabul Etme, Özür Dileme, The Internet, Soru Cümlesi</w:t>
             </w:r>
           </w:p>
           <w:p>
@@ -2575,7 +3718,7 @@
               <w:rPr>
                 <w:sz w:val="15"/>
               </w:rPr>
-              <w:t>Kişisel Özellikler / Sıfatlar (Qualities) (%67)</w:t>
+              <w:t>Frıendshıp (%25)</w:t>
             </w:r>
           </w:p>
           <w:p>
@@ -2594,7 +3737,7 @@
               <w:rPr>
                 <w:sz w:val="15"/>
               </w:rPr>
-              <w:t>İngilizce branş netin: 1.33 (3 Doğru, 5 Yanlış, 2 Boş). İngilizce branşında 1.33 net ile hedefin gerisinde kalındı. Sıfır çektiğin [Davet Kartları / Mektupları (Invitation), Daveti Kabul &amp; Reddetme Kalıpları, Basit Sorular Sorma (Simple Inquiries), Mazeret Bildirme ve Özür Dileme] soru kalıplarını tekrar et. Pekiştirilmesi gereken [Kişisel Özellikler / Sıfatlar (Qualities) (%67)] kalıplarını çalış. Davet etme (Would you like...), kabul/ret ve mazeret kalıplarını ve Friendship sıfatlarını her gün 5 kelime kartıyla çalış. Rastgele işaretleme yapma.</w:t>
+              <w:t>İngilizce branş netin: 1.33 (3 Doğru, 5 Yanlış, 2 Boş). İngilizce branşında 1.33 net ile hedefin gerisinde kalındı. Sıfır çektiğin [Teklif Yapma, Kabul Etme, Özür Dileme, The Internet, Soru Cümlesi] soru kalıplarını tekrar et. Pekiştirilmesi gereken [Frıendshıp (%25)] kalıplarını çalış. Davet etme (Would you like...), kabul/ret ve mazeret kalıplarını ve Friendship sıfatlarını her gün 5 kelime kartıyla çalış. Rastgele işaretleme yapma.</w:t>
             </w:r>
           </w:p>
           <w:p>
@@ -2641,7 +3784,7 @@
           <w:color w:val="006666"/>
           <w:sz w:val="18"/>
         </w:rPr>
-        <w:t>3. KİŞİSELLEŞTİRİLMİŞ HEDEFLER VE EYLEM TAKVİMİ</w:t>
+        <w:t>4. KİŞİSELLEŞTİRİLMİŞ HEDEFLER VE EYLEM TAKVİMİ</w:t>
       </w:r>
     </w:p>
     <w:p>
@@ -2660,7 +3803,7 @@
         <w:rPr>
           <w:sz w:val="16"/>
         </w:rPr>
-        <w:t>26.0 Net (İlk hedefli konu tekrarları ve ödev kontrolü sonrası)</w:t>
+        <w:t>43.49 Net (İlk hedefli konu tekrarları ve ödev kontrolü sonrası)</w:t>
       </w:r>
     </w:p>
     <w:p>
@@ -2679,7 +3822,7 @@
         <w:rPr>
           <w:sz w:val="16"/>
         </w:rPr>
-        <w:t>31.0 Net (Ölçülebilir bir sonraki resmi deneme sınavı hedefi)</w:t>
+        <w:t>47.99 Net (Ölçülebilir bir sonraki resmi deneme sınavı hedefi)</w:t>
       </w:r>
     </w:p>
     <w:p>
@@ -2698,7 +3841,7 @@
         <w:rPr>
           <w:sz w:val="16"/>
         </w:rPr>
-        <w:t>Haftalık 210 soru çözümü + Yanlış Defteri (Hata Analizi) tutulması ve kontrolü.</w:t>
+        <w:t>Haftalık 280 soru çözümü + Yanlış Defteri (Hata Analizi) tutulması ve kontrolü.</w:t>
       </w:r>
     </w:p>
     <w:p>
@@ -2717,7 +3860,7 @@
         <w:rPr>
           <w:sz w:val="16"/>
         </w:rPr>
-        <w:t>Acil sınav taktiği: Bilmediğini kesinlikle boş bırakma, temel kavramlar.</w:t>
+        <w:t>Kontrolsüz tahmini durdurma, iki şık arasında kalınca boş bırakma.</w:t>
       </w:r>
     </w:p>
     <w:p>
